--- a/companies/ashcombe-advisory/Engagements/Barrera Group/2017.02.18 - Kickoff Memo - Corporate Positioning.docx
+++ b/companies/ashcombe-advisory/Engagements/Barrera Group/2017.02.18 - Kickoff Memo - Corporate Positioning.docx
@@ -4,21 +4,21 @@
   <w:body>
     <w:p>
       <w:r>
-        <w:t>To: Michelle Rose, Lisa Flores, Pamela Rojas</w:t>
+        <w:t>To: Corporate Positioning engagement team</w:t>
         <w:br/>
         <w:t>From: Daniel Valenzuela</w:t>
         <w:br/>
-        <w:t>Re: Kickoff -- Corporate Positioning for Barrera Group</w:t>
+        <w:t>Re: Kickoff, Corporate Positioning for Barrera Group</w:t>
       </w:r>
     </w:p>
     <w:p>
       <w:r>
-        <w:t>We are underway on the positioning engagement for Barrera Group, which commenced on February 15, 2017. Our client contact is Mary Frank, Director of Operations, and her sign-off is the one we route to. The object of the engagement is a clear, defensible position and the language to carry it through the announcements ahead. This memo is here to get us pointed the same way before the work spreads out. We are at the very start, so nothing below is settled; treat it as the plan of record until we change it, which we will.</w:t>
+        <w:t>We are under way on the corporate positioning work for Barrera Group, with our start set at February 15, 2017. The aim is a clear, defensible account of the company for the audiences that matter to it, and the language to carry that account through the announcements ahead. This memo sets out how the work divides and what each of us picks up first, so nobody waits on a hand-off that was never assigned.</w:t>
       </w:r>
     </w:p>
     <w:p>
       <w:r>
-        <w:t>A word on how I want this one run, because the value of a positioning engagement leaks out through small inconsistencies more than through any single misstep. We keep one version of the story, we agree it in writing, and we do not let a helpful edit from one corner quietly contradict a line already cleared in another. If you are unsure whether something is settled, assume it is not and ask. That is cheaper every time than unwinding it after it has gone out.</w:t>
+        <w:t>A word on how we will run it. We keep the account small and written down early, we route everything client-facing through one contact, and we log what we send so the record stays in order as the volume grows. None of that is new to us, but it is worth stating once at the start.</w:t>
       </w:r>
     </w:p>
     <w:p>
@@ -26,7 +26,7 @@
         <w:pStyle w:val="Heading2"/>
       </w:pPr>
       <w:r>
-        <w:t>Workstreams</w:t>
+        <w:t>How the work divides</w:t>
       </w:r>
     </w:p>
     <w:p>
@@ -34,7 +34,7 @@
         <w:pStyle w:val="ListBullet"/>
       </w:pPr>
       <w:r>
-        <w:t>Messaging framework. Michelle Rose owns the first draft: three to five core messages, agreed in writing and built off the kickoff conversation, ready for internal review by the end of next week. It is the spine everything else hangs from, so it goes first.</w:t>
+        <w:t>Discovery. Daniel Valenzuela and Christopher Walton run the opening interviews, inside the company and with the outside voices that already hold a view of it, and bring back what we hear in a form the rest of us can use.</w:t>
       </w:r>
     </w:p>
     <w:p>
@@ -42,7 +42,7 @@
         <w:pStyle w:val="ListBullet"/>
       </w:pPr>
       <w:r>
-        <w:t>Audience and stakeholder map. Who currently holds a version of the Barrera Group story, inside the company and out, and where we need to correct it or reinforce it. I will start this and hand pieces to Michelle Rose as it firms up. The map tells us where the framework has to land, not just what it should say.</w:t>
+        <w:t>Core messaging. Michelle Rose turns the discovery into a first set of written messages, kept small enough to hold and to repeat without drift.</w:t>
       </w:r>
     </w:p>
     <w:p>
@@ -50,7 +50,7 @@
         <w:pStyle w:val="ListBullet"/>
       </w:pPr>
       <w:r>
-        <w:t>Announcement timeline. A working calendar of what is said when, held loosely for now because the dates will move. We align to the client's timing, never to ours, and we keep the calendar current enough that no one is guessing at what comes next.</w:t>
+        <w:t>Sensitive language. Christopher Walton reviews anything bound for the press or the markets before it leaves the building, so the delicate lines are weighed twice.</w:t>
       </w:r>
     </w:p>
     <w:p>
@@ -58,7 +58,15 @@
         <w:pStyle w:val="ListBullet"/>
       </w:pPr>
       <w:r>
-        <w:t>Engagement operations. Lisa Flores will set the billing cadence and the file structure so the paper trail is clean from the first week, and Pamela Rojas will own scheduling, the shared mailbox, and keeping every contact point with Mary Frank in one place. If it is not filed where the two of them can find it, treat it as lost.</w:t>
+        <w:t>Client coordination. Mary Frank is our point of contact at the company; approvals and scheduling on their side route through her, and we do not go around her.</w:t>
+      </w:r>
+    </w:p>
+    <w:p>
+      <w:pPr>
+        <w:pStyle w:val="ListBullet"/>
+      </w:pPr>
+      <w:r>
+        <w:t>Files and logistics. Lisa Flores stands up and keeps the engagement files and the correspondence record; Pamela Rojas holds the calendar and the meeting logistics.</w:t>
       </w:r>
     </w:p>
     <w:p>
@@ -66,20 +74,7 @@
         <w:pStyle w:val="Heading2"/>
       </w:pPr>
       <w:r>
-        <w:t>Cadence</w:t>
-      </w:r>
-    </w:p>
-    <w:p>
-      <w:r>
-        <w:t>We hold a short internal check every week to keep the workstreams honest against each other, and I will carry a plain status to Mary Frank on the same rhythm so the client is never learning of a change after the fact. Anything that slips, flag it early. A problem raised on the day it appears is a scheduling note; the same problem raised a week later is an apology.</w:t>
-      </w:r>
-    </w:p>
-    <w:p>
-      <w:pPr>
-        <w:pStyle w:val="Heading2"/>
-      </w:pPr>
-      <w:r>
-        <w:t>Next Steps</w:t>
+        <w:t>First steps</w:t>
       </w:r>
     </w:p>
     <w:p>
@@ -87,7 +82,7 @@
         <w:pStyle w:val="ListBullet"/>
       </w:pPr>
       <w:r>
-        <w:t>Pamela Rojas to book the internal working session this week and to send Mary Frank two or three windows for the first client check-in.</w:t>
+        <w:t>1. Pamela Rojas books the kickoff call with Mary Frank this week and sends the invite to the team.</w:t>
       </w:r>
     </w:p>
     <w:p>
@@ -95,7 +90,7 @@
         <w:pStyle w:val="ListBullet"/>
       </w:pPr>
       <w:r>
-        <w:t>Lisa Flores to open the engagement file and confirm the billing schedule against the signed letter.</w:t>
+        <w:t>2. Daniel Valenzuela circulates the interview list for the company's sign-off before we approach anyone outside it.</w:t>
       </w:r>
     </w:p>
     <w:p>
@@ -103,7 +98,7 @@
         <w:pStyle w:val="ListBullet"/>
       </w:pPr>
       <w:r>
-        <w:t>Michelle Rose to circulate the first messaging draft for internal review before it goes anywhere near the client.</w:t>
+        <w:t>3. Michelle Rose drafts the messaging outline from the kickoff conversation, so we have something concrete to react to.</w:t>
       </w:r>
     </w:p>
     <w:p>
@@ -111,12 +106,12 @@
         <w:pStyle w:val="ListBullet"/>
       </w:pPr>
       <w:r>
-        <w:t>I will keep Mary Frank warm in the meantime and flag anything from her that moves the plan.</w:t>
+        <w:t>4. Lisa Flores opens the engagement folder and the correspondence file, so nothing we produce lives only in an inbox.</w:t>
       </w:r>
     </w:p>
     <w:p>
       <w:r>
-        <w:t>Keep the client-facing channel tight: anything going to Mary Frank or anyone else at Barrera Group comes through me or Michelle Rose first. Thanks, all. This is a good engagement to be on.</w:t>
+        <w:t>The first thing that has to happen is the kickoff call, and the rest keys off the date Pamela Rojas sets. Send me anything you want raised there by the end of the week, and flag now anything you are unsure of, so we settle it before we sit down with the client.</w:t>
       </w:r>
     </w:p>
     <w:sectPr>
